--- a/LAB6/Lab6_11DHCNPM1_1150080022_LeTuanKiet.docx
+++ b/LAB6/Lab6_11DHCNPM1_1150080022_LeTuanKiet.docx
@@ -93,21 +93,7 @@
             <w:rStyle w:val="Hyperlink"/>
             <w:szCs w:val="26"/>
           </w:rPr>
-          <w:t>https://youtu.be/</w:t>
-        </w:r>
-        <w:r>
-          <w:rPr>
-            <w:rStyle w:val="Hyperlink"/>
-            <w:szCs w:val="26"/>
-          </w:rPr>
-          <w:t>4</w:t>
-        </w:r>
-        <w:r>
-          <w:rPr>
-            <w:rStyle w:val="Hyperlink"/>
-            <w:szCs w:val="26"/>
-          </w:rPr>
-          <w:t>ivgYL4wg9w</w:t>
+          <w:t>https://youtu.be/4ivgYL4wg9w</w:t>
         </w:r>
       </w:hyperlink>
     </w:p>
@@ -134,6 +120,7 @@
       </w:pPr>
       <w:r>
         <w:rPr>
+          <w:noProof/>
           <w:szCs w:val="26"/>
         </w:rPr>
         <w:lastRenderedPageBreak/>
@@ -209,6 +196,7 @@
       </w:pPr>
       <w:r>
         <w:rPr>
+          <w:noProof/>
           <w:szCs w:val="26"/>
         </w:rPr>
         <w:lastRenderedPageBreak/>
@@ -270,6 +258,7 @@
       </w:pPr>
       <w:r>
         <w:rPr>
+          <w:noProof/>
           <w:szCs w:val="26"/>
         </w:rPr>
         <w:lastRenderedPageBreak/>
@@ -331,6 +320,7 @@
       </w:pPr>
       <w:r>
         <w:rPr>
+          <w:noProof/>
           <w:szCs w:val="26"/>
         </w:rPr>
         <w:lastRenderedPageBreak/>
@@ -392,6 +382,7 @@
       </w:pPr>
       <w:r>
         <w:rPr>
+          <w:noProof/>
           <w:szCs w:val="26"/>
         </w:rPr>
         <w:lastRenderedPageBreak/>
@@ -453,6 +444,7 @@
       </w:pPr>
       <w:r>
         <w:rPr>
+          <w:noProof/>
           <w:szCs w:val="26"/>
         </w:rPr>
         <w:lastRenderedPageBreak/>
@@ -514,6 +506,7 @@
       </w:pPr>
       <w:r>
         <w:rPr>
+          <w:noProof/>
           <w:szCs w:val="26"/>
         </w:rPr>
         <w:drawing>
@@ -575,6 +568,7 @@
       </w:pPr>
       <w:r>
         <w:rPr>
+          <w:noProof/>
           <w:szCs w:val="26"/>
         </w:rPr>
         <w:drawing>
@@ -635,6 +629,7 @@
       </w:pPr>
       <w:r>
         <w:rPr>
+          <w:noProof/>
           <w:szCs w:val="26"/>
         </w:rPr>
         <w:drawing>
@@ -695,6 +690,7 @@
       </w:pPr>
       <w:r>
         <w:rPr>
+          <w:noProof/>
           <w:szCs w:val="26"/>
         </w:rPr>
         <w:lastRenderedPageBreak/>
@@ -756,6 +752,7 @@
       </w:pPr>
       <w:r>
         <w:rPr>
+          <w:noProof/>
           <w:szCs w:val="26"/>
         </w:rPr>
         <w:drawing>
@@ -830,6 +827,7 @@
       </w:pPr>
       <w:r>
         <w:rPr>
+          <w:noProof/>
           <w:szCs w:val="26"/>
         </w:rPr>
         <w:lastRenderedPageBreak/>
@@ -891,6 +889,7 @@
       </w:pPr>
       <w:r>
         <w:rPr>
+          <w:noProof/>
           <w:szCs w:val="26"/>
         </w:rPr>
         <w:drawing>
@@ -951,6 +950,7 @@
       </w:pPr>
       <w:r>
         <w:rPr>
+          <w:noProof/>
           <w:szCs w:val="26"/>
         </w:rPr>
         <w:drawing>
@@ -1012,6 +1012,7 @@
       </w:pPr>
       <w:r>
         <w:rPr>
+          <w:noProof/>
           <w:szCs w:val="26"/>
         </w:rPr>
         <w:drawing>
@@ -1072,6 +1073,7 @@
       </w:pPr>
       <w:r>
         <w:rPr>
+          <w:noProof/>
           <w:szCs w:val="26"/>
         </w:rPr>
         <w:drawing>
@@ -1132,6 +1134,7 @@
       </w:pPr>
       <w:r>
         <w:rPr>
+          <w:noProof/>
           <w:szCs w:val="26"/>
         </w:rPr>
         <w:lastRenderedPageBreak/>
@@ -1182,7 +1185,204 @@
         <w:rPr>
           <w:szCs w:val="26"/>
         </w:rPr>
-        <w:t>Dưới đây là câu trả lời chi tiết, chuẩn xác về mặt kỹ thuật cho 12 câu hỏi lý thuyết và phân tích của LAB 6 để bạn điền vào bài báo cáo:</w:t>
+        <w:t xml:space="preserve">Khởi tạo tiến trình cài đặt máy chủ Domain Controller (DC01) trên VMware Workstation sử dụng trình Easy Install với phiên bản </w:t>
+      </w:r>
+      <w:r>
+        <w:rPr>
+          <w:b/>
+          <w:bCs/>
+          <w:szCs w:val="26"/>
+        </w:rPr>
+        <w:t>Windows Server 2025 Datacenter</w:t>
+      </w:r>
+      <w:r>
+        <w:rPr>
+          <w:szCs w:val="26"/>
+        </w:rPr>
+        <w:t xml:space="preserve"> và thiết lập tài khoản quản trị hệ thống ban đầu.</w:t>
+      </w:r>
+    </w:p>
+    <w:p>
+      <w:pPr>
+        <w:rPr>
+          <w:szCs w:val="26"/>
+        </w:rPr>
+      </w:pPr>
+      <w:r>
+        <w:rPr>
+          <w:szCs w:val="26"/>
+        </w:rPr>
+        <w:drawing>
+          <wp:inline distT="0" distB="0" distL="0" distR="0" wp14:anchorId="1C128550" wp14:editId="0D911313">
+            <wp:extent cx="5235394" cy="4663844"/>
+            <wp:effectExtent l="0" t="0" r="3810" b="3810"/>
+            <wp:docPr id="660331854" name="Picture 1"/>
+            <wp:cNvGraphicFramePr>
+              <a:graphicFrameLocks xmlns:a="http://schemas.openxmlformats.org/drawingml/2006/main" noChangeAspect="1"/>
+            </wp:cNvGraphicFramePr>
+            <a:graphic xmlns:a="http://schemas.openxmlformats.org/drawingml/2006/main">
+              <a:graphicData uri="http://schemas.openxmlformats.org/drawingml/2006/picture">
+                <pic:pic xmlns:pic="http://schemas.openxmlformats.org/drawingml/2006/picture">
+                  <pic:nvPicPr>
+                    <pic:cNvPr id="660331854" name=""/>
+                    <pic:cNvPicPr/>
+                  </pic:nvPicPr>
+                  <pic:blipFill>
+                    <a:blip r:embed="rId23"/>
+                    <a:stretch>
+                      <a:fillRect/>
+                    </a:stretch>
+                  </pic:blipFill>
+                  <pic:spPr>
+                    <a:xfrm>
+                      <a:off x="0" y="0"/>
+                      <a:ext cx="5235394" cy="4663844"/>
+                    </a:xfrm>
+                    <a:prstGeom prst="rect">
+                      <a:avLst/>
+                    </a:prstGeom>
+                  </pic:spPr>
+                </pic:pic>
+              </a:graphicData>
+            </a:graphic>
+          </wp:inline>
+        </w:drawing>
+      </w:r>
+    </w:p>
+    <w:p>
+      <w:pPr>
+        <w:rPr>
+          <w:szCs w:val="26"/>
+        </w:rPr>
+      </w:pPr>
+      <w:r>
+        <w:rPr>
+          <w:szCs w:val="26"/>
+        </w:rPr>
+        <w:lastRenderedPageBreak/>
+        <w:t xml:space="preserve">Thiết lập phần cứng cho máy ảo DC01 với 2 GB RAM, 2 Cores CPU và gán card mạng kết nối trực tiếp vào mạng nội bộ ảo </w:t>
+      </w:r>
+      <w:r>
+        <w:rPr>
+          <w:b/>
+          <w:bCs/>
+          <w:szCs w:val="26"/>
+        </w:rPr>
+        <w:t>Custom: VMnet2 (Host-only)</w:t>
+      </w:r>
+      <w:r>
+        <w:rPr>
+          <w:szCs w:val="26"/>
+        </w:rPr>
+        <w:t xml:space="preserve"> để cùng dải mạng LAN (10.6.0.0/24) với pfSense.</w:t>
+      </w:r>
+    </w:p>
+    <w:p>
+      <w:pPr>
+        <w:rPr>
+          <w:szCs w:val="26"/>
+        </w:rPr>
+      </w:pPr>
+      <w:r>
+        <w:rPr>
+          <w:szCs w:val="26"/>
+        </w:rPr>
+        <w:drawing>
+          <wp:inline distT="0" distB="0" distL="0" distR="0" wp14:anchorId="5E6C9146" wp14:editId="30FC76E9">
+            <wp:extent cx="5943600" cy="5361940"/>
+            <wp:effectExtent l="0" t="0" r="0" b="0"/>
+            <wp:docPr id="185186456" name="Picture 1"/>
+            <wp:cNvGraphicFramePr>
+              <a:graphicFrameLocks xmlns:a="http://schemas.openxmlformats.org/drawingml/2006/main" noChangeAspect="1"/>
+            </wp:cNvGraphicFramePr>
+            <a:graphic xmlns:a="http://schemas.openxmlformats.org/drawingml/2006/main">
+              <a:graphicData uri="http://schemas.openxmlformats.org/drawingml/2006/picture">
+                <pic:pic xmlns:pic="http://schemas.openxmlformats.org/drawingml/2006/picture">
+                  <pic:nvPicPr>
+                    <pic:cNvPr id="185186456" name=""/>
+                    <pic:cNvPicPr/>
+                  </pic:nvPicPr>
+                  <pic:blipFill>
+                    <a:blip r:embed="rId24"/>
+                    <a:stretch>
+                      <a:fillRect/>
+                    </a:stretch>
+                  </pic:blipFill>
+                  <pic:spPr>
+                    <a:xfrm>
+                      <a:off x="0" y="0"/>
+                      <a:ext cx="5943600" cy="5361940"/>
+                    </a:xfrm>
+                    <a:prstGeom prst="rect">
+                      <a:avLst/>
+                    </a:prstGeom>
+                  </pic:spPr>
+                </pic:pic>
+              </a:graphicData>
+            </a:graphic>
+          </wp:inline>
+        </w:drawing>
+      </w:r>
+    </w:p>
+    <w:p>
+      <w:pPr>
+        <w:rPr>
+          <w:szCs w:val="26"/>
+        </w:rPr>
+      </w:pPr>
+      <w:r>
+        <w:rPr>
+          <w:szCs w:val="26"/>
+        </w:rPr>
+        <w:t>Cấu hình địa chỉ IP tĩnh cho máy chủ DC01 với IPv4: 10.6.0.10/24, Default Gateway trỏ về cổng LAN pfSense 10.6.0.1 và chuẩn bị trỏ Preferred DNS về chính nó (10.6.0.10) nhằm phục vụ việc nâng cấp dịch vụ Active Directory và phân giải tên miền nội bộ</w:t>
+      </w:r>
+    </w:p>
+    <w:p>
+      <w:pPr>
+        <w:rPr>
+          <w:szCs w:val="26"/>
+        </w:rPr>
+      </w:pPr>
+      <w:r>
+        <w:rPr>
+          <w:szCs w:val="26"/>
+        </w:rPr>
+        <w:lastRenderedPageBreak/>
+        <w:drawing>
+          <wp:inline distT="0" distB="0" distL="0" distR="0" wp14:anchorId="35E5FC03" wp14:editId="5301C73F">
+            <wp:extent cx="3756986" cy="4282811"/>
+            <wp:effectExtent l="0" t="0" r="0" b="3810"/>
+            <wp:docPr id="26583644" name="Picture 1"/>
+            <wp:cNvGraphicFramePr>
+              <a:graphicFrameLocks xmlns:a="http://schemas.openxmlformats.org/drawingml/2006/main" noChangeAspect="1"/>
+            </wp:cNvGraphicFramePr>
+            <a:graphic xmlns:a="http://schemas.openxmlformats.org/drawingml/2006/main">
+              <a:graphicData uri="http://schemas.openxmlformats.org/drawingml/2006/picture">
+                <pic:pic xmlns:pic="http://schemas.openxmlformats.org/drawingml/2006/picture">
+                  <pic:nvPicPr>
+                    <pic:cNvPr id="26583644" name=""/>
+                    <pic:cNvPicPr/>
+                  </pic:nvPicPr>
+                  <pic:blipFill>
+                    <a:blip r:embed="rId25"/>
+                    <a:stretch>
+                      <a:fillRect/>
+                    </a:stretch>
+                  </pic:blipFill>
+                  <pic:spPr>
+                    <a:xfrm>
+                      <a:off x="0" y="0"/>
+                      <a:ext cx="3756986" cy="4282811"/>
+                    </a:xfrm>
+                    <a:prstGeom prst="rect">
+                      <a:avLst/>
+                    </a:prstGeom>
+                  </pic:spPr>
+                </pic:pic>
+              </a:graphicData>
+            </a:graphic>
+          </wp:inline>
+        </w:drawing>
       </w:r>
     </w:p>
     <w:p>
@@ -1320,117 +1520,6 @@
       </w:pPr>
       <w:r>
         <w:rPr>
-          <w:szCs w:val="26"/>
-        </w:rPr>
-        <w:t xml:space="preserve">- </w:t>
-      </w:r>
-      <w:r>
-        <w:rPr>
-          <w:szCs w:val="26"/>
-        </w:rPr>
-        <w:t xml:space="preserve">Giữ phân vùng </w:t>
-      </w:r>
-      <w:r>
-        <w:rPr>
-          <w:b/>
-          <w:bCs/>
-          <w:szCs w:val="26"/>
-        </w:rPr>
-        <w:t>DMZ (172.16.6.0/24)</w:t>
-      </w:r>
-      <w:r>
-        <w:rPr>
-          <w:szCs w:val="26"/>
-        </w:rPr>
-        <w:t xml:space="preserve"> để kiểm tra các kịch bản định tuyến liên vùng và chính sách lọc truy cập nội bộ độc lập.</w:t>
-      </w:r>
-    </w:p>
-    <w:p>
-      <w:pPr>
-        <w:rPr>
-          <w:b/>
-          <w:bCs/>
-          <w:szCs w:val="26"/>
-        </w:rPr>
-      </w:pPr>
-      <w:r>
-        <w:rPr>
-          <w:b/>
-          <w:bCs/>
-          <w:szCs w:val="26"/>
-        </w:rPr>
-        <w:t>Câu 2: LDAP được dùng cho chức năng nào trên pfSense? Firewall rule chuẩn có thể dùng username AD làm Source trực tiếp không?</w:t>
-      </w:r>
-    </w:p>
-    <w:p>
-      <w:pPr>
-        <w:ind w:left="720" w:firstLine="0"/>
-        <w:rPr>
-          <w:szCs w:val="26"/>
-        </w:rPr>
-      </w:pPr>
-      <w:r>
-        <w:rPr>
-          <w:b/>
-          <w:bCs/>
-          <w:szCs w:val="26"/>
-        </w:rPr>
-        <w:t xml:space="preserve">- </w:t>
-      </w:r>
-      <w:r>
-        <w:rPr>
-          <w:b/>
-          <w:bCs/>
-          <w:szCs w:val="26"/>
-        </w:rPr>
-        <w:t>Chức năng:</w:t>
-      </w:r>
-      <w:r>
-        <w:rPr>
-          <w:szCs w:val="26"/>
-        </w:rPr>
-        <w:t xml:space="preserve"> LDAP được dùng làm máy chủ xác thực danh tính ngoài (</w:t>
-      </w:r>
-      <w:r>
-        <w:rPr>
-          <w:b/>
-          <w:bCs/>
-          <w:szCs w:val="26"/>
-        </w:rPr>
-        <w:t>Authentication Server</w:t>
-      </w:r>
-      <w:r>
-        <w:rPr>
-          <w:szCs w:val="26"/>
-        </w:rPr>
-        <w:t xml:space="preserve">) phục vụ cho cơ chế đăng nhập của </w:t>
-      </w:r>
-      <w:r>
-        <w:rPr>
-          <w:b/>
-          <w:bCs/>
-          <w:szCs w:val="26"/>
-        </w:rPr>
-        <w:t>Captive Portal</w:t>
-      </w:r>
-      <w:r>
-        <w:rPr>
-          <w:szCs w:val="26"/>
-        </w:rPr>
-        <w:t xml:space="preserve"> (hoặc xác thực người dùng đăng nhập WebGUI/VPN).</w:t>
-      </w:r>
-    </w:p>
-    <w:p>
-      <w:pPr>
-        <w:ind w:left="720" w:firstLine="0"/>
-        <w:rPr>
-          <w:szCs w:val="26"/>
-        </w:rPr>
-      </w:pPr>
-      <w:r>
-        <w:rPr>
-          <w:b/>
-          <w:bCs/>
           <w:szCs w:val="26"/>
         </w:rPr>
         <w:lastRenderedPageBreak/>
@@ -1438,6 +1527,117 @@
       </w:r>
       <w:r>
         <w:rPr>
+          <w:szCs w:val="26"/>
+        </w:rPr>
+        <w:t xml:space="preserve">Giữ phân vùng </w:t>
+      </w:r>
+      <w:r>
+        <w:rPr>
+          <w:b/>
+          <w:bCs/>
+          <w:szCs w:val="26"/>
+        </w:rPr>
+        <w:t>DMZ (172.16.6.0/24)</w:t>
+      </w:r>
+      <w:r>
+        <w:rPr>
+          <w:szCs w:val="26"/>
+        </w:rPr>
+        <w:t xml:space="preserve"> để kiểm tra các kịch bản định tuyến liên vùng và chính sách lọc truy cập nội bộ độc lập.</w:t>
+      </w:r>
+    </w:p>
+    <w:p>
+      <w:pPr>
+        <w:rPr>
+          <w:b/>
+          <w:bCs/>
+          <w:szCs w:val="26"/>
+        </w:rPr>
+      </w:pPr>
+      <w:r>
+        <w:rPr>
+          <w:b/>
+          <w:bCs/>
+          <w:szCs w:val="26"/>
+        </w:rPr>
+        <w:t>Câu 2: LDAP được dùng cho chức năng nào trên pfSense? Firewall rule chuẩn có thể dùng username AD làm Source trực tiếp không?</w:t>
+      </w:r>
+    </w:p>
+    <w:p>
+      <w:pPr>
+        <w:ind w:left="720" w:firstLine="0"/>
+        <w:rPr>
+          <w:szCs w:val="26"/>
+        </w:rPr>
+      </w:pPr>
+      <w:r>
+        <w:rPr>
+          <w:b/>
+          <w:bCs/>
+          <w:szCs w:val="26"/>
+        </w:rPr>
+        <w:t xml:space="preserve">- </w:t>
+      </w:r>
+      <w:r>
+        <w:rPr>
+          <w:b/>
+          <w:bCs/>
+          <w:szCs w:val="26"/>
+        </w:rPr>
+        <w:t>Chức năng:</w:t>
+      </w:r>
+      <w:r>
+        <w:rPr>
+          <w:szCs w:val="26"/>
+        </w:rPr>
+        <w:t xml:space="preserve"> LDAP được dùng làm máy chủ xác thực danh tính ngoài (</w:t>
+      </w:r>
+      <w:r>
+        <w:rPr>
+          <w:b/>
+          <w:bCs/>
+          <w:szCs w:val="26"/>
+        </w:rPr>
+        <w:t>Authentication Server</w:t>
+      </w:r>
+      <w:r>
+        <w:rPr>
+          <w:szCs w:val="26"/>
+        </w:rPr>
+        <w:t xml:space="preserve">) phục vụ cho cơ chế đăng nhập của </w:t>
+      </w:r>
+      <w:r>
+        <w:rPr>
+          <w:b/>
+          <w:bCs/>
+          <w:szCs w:val="26"/>
+        </w:rPr>
+        <w:t>Captive Portal</w:t>
+      </w:r>
+      <w:r>
+        <w:rPr>
+          <w:szCs w:val="26"/>
+        </w:rPr>
+        <w:t xml:space="preserve"> (hoặc xác thực người dùng đăng nhập WebGUI/VPN).</w:t>
+      </w:r>
+    </w:p>
+    <w:p>
+      <w:pPr>
+        <w:ind w:left="720" w:firstLine="0"/>
+        <w:rPr>
+          <w:szCs w:val="26"/>
+        </w:rPr>
+      </w:pPr>
+      <w:r>
+        <w:rPr>
+          <w:b/>
+          <w:bCs/>
+          <w:szCs w:val="26"/>
+        </w:rPr>
+        <w:t xml:space="preserve">- </w:t>
+      </w:r>
+      <w:r>
+        <w:rPr>
           <w:b/>
           <w:bCs/>
           <w:szCs w:val="26"/>
@@ -1519,14 +1719,19 @@
     </w:p>
     <w:p>
       <w:pPr>
-        <w:numPr>
-          <w:ilvl w:val="0"/>
-          <w:numId w:val="1"/>
-        </w:numPr>
-        <w:rPr>
-          <w:szCs w:val="26"/>
-        </w:rPr>
-      </w:pPr>
+        <w:ind w:left="720" w:firstLine="0"/>
+        <w:rPr>
+          <w:szCs w:val="26"/>
+        </w:rPr>
+      </w:pPr>
+      <w:r>
+        <w:rPr>
+          <w:b/>
+          <w:bCs/>
+          <w:szCs w:val="26"/>
+        </w:rPr>
+        <w:t xml:space="preserve">- </w:t>
+      </w:r>
       <w:r>
         <w:rPr>
           <w:b/>
@@ -1544,14 +1749,19 @@
     </w:p>
     <w:p>
       <w:pPr>
-        <w:numPr>
-          <w:ilvl w:val="0"/>
-          <w:numId w:val="1"/>
-        </w:numPr>
-        <w:rPr>
-          <w:szCs w:val="26"/>
-        </w:rPr>
-      </w:pPr>
+        <w:ind w:left="720" w:firstLine="0"/>
+        <w:rPr>
+          <w:szCs w:val="26"/>
+        </w:rPr>
+      </w:pPr>
+      <w:r>
+        <w:rPr>
+          <w:b/>
+          <w:bCs/>
+          <w:szCs w:val="26"/>
+        </w:rPr>
+        <w:t xml:space="preserve">- </w:t>
+      </w:r>
       <w:r>
         <w:rPr>
           <w:b/>
@@ -1595,6 +1805,7 @@
           <w:bCs/>
           <w:szCs w:val="26"/>
         </w:rPr>
+        <w:lastRenderedPageBreak/>
         <w:t>Câu 4: Search Scope "Entire Subtree" có ý nghĩa gì khi pfSense truy vấn Active Directory?</w:t>
       </w:r>
     </w:p>
@@ -1606,17 +1817,9 @@
       </w:pPr>
       <w:r>
         <w:rPr>
-          <w:b/>
-          <w:bCs/>
-          <w:szCs w:val="26"/>
-        </w:rPr>
-        <w:t>Trả lời:</w:t>
-      </w:r>
-      <w:r>
-        <w:rPr>
-          <w:szCs w:val="26"/>
-        </w:rPr>
-        <w:t xml:space="preserve"> Entire Subtree (Tìm kiếm toàn bộ cây con) chỉ định cho tiến trình truy vấn LDAP của pfSense bắt đầu từ Base DN chỉ định và duyệt đệ quy xuống </w:t>
+          <w:szCs w:val="26"/>
+        </w:rPr>
+        <w:t xml:space="preserve">Entire Subtree (Tìm kiếm toàn bộ cây con) chỉ định cho tiến trình truy vấn LDAP của pfSense bắt đầu từ Base DN chỉ định và duyệt đệ quy xuống </w:t>
       </w:r>
       <w:r>
         <w:rPr>
@@ -1647,217 +1850,224 @@
           <w:bCs/>
           <w:szCs w:val="26"/>
         </w:rPr>
+        <w:t>Câu 5: Tại sao nên dùng service account thay vì Domain Administrator làm LDAP bind?</w:t>
+      </w:r>
+    </w:p>
+    <w:p>
+      <w:pPr>
+        <w:rPr>
+          <w:szCs w:val="26"/>
+        </w:rPr>
+      </w:pPr>
+      <w:r>
+        <w:rPr>
+          <w:b/>
+          <w:bCs/>
+          <w:szCs w:val="26"/>
+        </w:rPr>
+        <w:t xml:space="preserve">- </w:t>
+      </w:r>
+      <w:r>
+        <w:rPr>
+          <w:szCs w:val="26"/>
+        </w:rPr>
+        <w:t>Tuân thủ nguyên tắc đặc quyền tối thiểu (</w:t>
+      </w:r>
+      <w:r>
+        <w:rPr>
+          <w:b/>
+          <w:bCs/>
+          <w:szCs w:val="26"/>
+        </w:rPr>
+        <w:t>Principle of Least Privilege - PoLP</w:t>
+      </w:r>
+      <w:r>
+        <w:rPr>
+          <w:szCs w:val="26"/>
+        </w:rPr>
+        <w:t>):</w:t>
+      </w:r>
+    </w:p>
+    <w:p>
+      <w:pPr>
+        <w:ind w:left="720" w:firstLine="0"/>
+        <w:rPr>
+          <w:szCs w:val="26"/>
+        </w:rPr>
+      </w:pPr>
+      <w:r>
+        <w:rPr>
+          <w:szCs w:val="26"/>
+        </w:rPr>
+        <w:t xml:space="preserve">- </w:t>
+      </w:r>
+      <w:r>
+        <w:rPr>
+          <w:szCs w:val="26"/>
+        </w:rPr>
+        <w:t>Thao tác LDAP Bind chỉ cần quyền truy vấn đọc thông tin đối tượng người dùng (Read directory data).</w:t>
+      </w:r>
+    </w:p>
+    <w:p>
+      <w:pPr>
+        <w:ind w:left="720" w:firstLine="0"/>
+        <w:rPr>
+          <w:szCs w:val="26"/>
+        </w:rPr>
+      </w:pPr>
+      <w:r>
+        <w:rPr>
+          <w:szCs w:val="26"/>
+        </w:rPr>
+        <w:t xml:space="preserve">- </w:t>
+      </w:r>
+      <w:r>
+        <w:rPr>
+          <w:szCs w:val="26"/>
+        </w:rPr>
+        <w:t>Việc dùng tài khoản Domain Administrator tiềm ẩn rủi ro nghiêm trọng: nếu pfSense hoặc file cấu hình XML bị lộ, thông tin xác thực tối cao của toàn bộ hệ thống Domain sẽ bị xâm nhập. Dùng tài khoản dịch vụ riêng (svc_pfsense_ldap) với quyền người dùng thông thường giúp giảm thiểu diện tấn công (attack surface).</w:t>
+      </w:r>
+    </w:p>
+    <w:p>
+      <w:pPr>
+        <w:rPr>
+          <w:b/>
+          <w:bCs/>
+          <w:szCs w:val="26"/>
+        </w:rPr>
+      </w:pPr>
+      <w:r>
+        <w:rPr>
+          <w:b/>
+          <w:bCs/>
+          <w:szCs w:val="26"/>
+        </w:rPr>
+        <w:t>Câu 6: Trong Kịch bản 3, vì sao cần một rule Block SOCIAL_SITE nằm dưới rule Pass có Schedule?</w:t>
+      </w:r>
+    </w:p>
+    <w:p>
+      <w:pPr>
+        <w:rPr>
+          <w:szCs w:val="26"/>
+        </w:rPr>
+      </w:pPr>
+      <w:r>
+        <w:rPr>
+          <w:szCs w:val="26"/>
+        </w:rPr>
+        <w:t>Do cơ chế hoạt động của lịch biểu (Schedule):</w:t>
+      </w:r>
+    </w:p>
+    <w:p>
+      <w:pPr>
+        <w:ind w:left="720" w:firstLine="0"/>
+        <w:rPr>
+          <w:szCs w:val="26"/>
+        </w:rPr>
+      </w:pPr>
+      <w:r>
+        <w:rPr>
+          <w:szCs w:val="26"/>
+        </w:rPr>
+        <w:t xml:space="preserve">- </w:t>
+      </w:r>
+      <w:r>
+        <w:rPr>
+          <w:szCs w:val="26"/>
+        </w:rPr>
+        <w:t xml:space="preserve">Khi nằm </w:t>
+      </w:r>
+      <w:r>
+        <w:rPr>
+          <w:b/>
+          <w:bCs/>
+          <w:szCs w:val="26"/>
+        </w:rPr>
+        <w:t>trong khung giờ Schedule</w:t>
+      </w:r>
+      <w:r>
+        <w:rPr>
+          <w:szCs w:val="26"/>
+        </w:rPr>
+        <w:t xml:space="preserve"> (ví dụ giờ nghỉ trưa 11:30 - 13:00), rule Pass có Schedule sẽ </w:t>
+      </w:r>
+      <w:r>
+        <w:rPr>
+          <w:b/>
+          <w:bCs/>
+          <w:szCs w:val="26"/>
+        </w:rPr>
+        <w:t>KÍCH HOẠT (Active)</w:t>
+      </w:r>
+      <w:r>
+        <w:rPr>
+          <w:szCs w:val="26"/>
+        </w:rPr>
+        <w:t>, gói tin khớp rule này và được cho phép đi qua (Pass).</w:t>
+      </w:r>
+    </w:p>
+    <w:p>
+      <w:pPr>
+        <w:ind w:left="720" w:firstLine="0"/>
+        <w:rPr>
+          <w:szCs w:val="26"/>
+        </w:rPr>
+      </w:pPr>
+      <w:r>
+        <w:rPr>
+          <w:szCs w:val="26"/>
+        </w:rPr>
+        <w:t xml:space="preserve">- </w:t>
+      </w:r>
+      <w:r>
+        <w:rPr>
+          <w:szCs w:val="26"/>
+        </w:rPr>
+        <w:t xml:space="preserve">Khi </w:t>
+      </w:r>
+      <w:r>
+        <w:rPr>
+          <w:b/>
+          <w:bCs/>
+          <w:szCs w:val="26"/>
+        </w:rPr>
+        <w:t>hết khung giờ Schedule</w:t>
+      </w:r>
+      <w:r>
+        <w:rPr>
+          <w:szCs w:val="26"/>
+        </w:rPr>
+        <w:t xml:space="preserve">, rule Pass này lập tức chuyển sang trạng thái </w:t>
+      </w:r>
+      <w:r>
+        <w:rPr>
+          <w:b/>
+          <w:bCs/>
+          <w:szCs w:val="26"/>
+        </w:rPr>
+        <w:t>VÔ HIỆU HÓA (Inactive/Ignored)</w:t>
+      </w:r>
+      <w:r>
+        <w:rPr>
+          <w:szCs w:val="26"/>
+        </w:rPr>
+        <w:t>.</w:t>
+      </w:r>
+    </w:p>
+    <w:p>
+      <w:pPr>
+        <w:ind w:left="720" w:firstLine="0"/>
+        <w:rPr>
+          <w:szCs w:val="26"/>
+        </w:rPr>
+      </w:pPr>
+      <w:r>
+        <w:rPr>
+          <w:szCs w:val="26"/>
+        </w:rPr>
         <w:lastRenderedPageBreak/>
-        <w:t>Câu 5: Tại sao nên dùng service account thay vì Domain Administrator làm LDAP bind?</w:t>
-      </w:r>
-    </w:p>
-    <w:p>
-      <w:pPr>
-        <w:rPr>
-          <w:szCs w:val="26"/>
-        </w:rPr>
-      </w:pPr>
-      <w:r>
-        <w:rPr>
-          <w:b/>
-          <w:bCs/>
-          <w:szCs w:val="26"/>
-        </w:rPr>
-        <w:t>Trả lời:</w:t>
-      </w:r>
-      <w:r>
-        <w:rPr>
-          <w:szCs w:val="26"/>
-        </w:rPr>
-        <w:t xml:space="preserve"> Tuân thủ nguyên tắc đặc quyền tối thiểu (</w:t>
-      </w:r>
-      <w:r>
-        <w:rPr>
-          <w:b/>
-          <w:bCs/>
-          <w:szCs w:val="26"/>
-        </w:rPr>
-        <w:t>Principle of Least Privilege - PoLP</w:t>
-      </w:r>
-      <w:r>
-        <w:rPr>
-          <w:szCs w:val="26"/>
-        </w:rPr>
-        <w:t>):</w:t>
-      </w:r>
-    </w:p>
-    <w:p>
-      <w:pPr>
-        <w:numPr>
-          <w:ilvl w:val="0"/>
-          <w:numId w:val="2"/>
-        </w:numPr>
-        <w:rPr>
-          <w:szCs w:val="26"/>
-        </w:rPr>
-      </w:pPr>
-      <w:r>
-        <w:rPr>
-          <w:szCs w:val="26"/>
-        </w:rPr>
-        <w:t>Thao tác LDAP Bind chỉ cần quyền truy vấn đọc thông tin đối tượng người dùng (Read directory data).</w:t>
-      </w:r>
-    </w:p>
-    <w:p>
-      <w:pPr>
-        <w:numPr>
-          <w:ilvl w:val="0"/>
-          <w:numId w:val="2"/>
-        </w:numPr>
-        <w:rPr>
-          <w:szCs w:val="26"/>
-        </w:rPr>
-      </w:pPr>
-      <w:r>
-        <w:rPr>
-          <w:szCs w:val="26"/>
-        </w:rPr>
-        <w:t>Việc dùng tài khoản Domain Administrator tiềm ẩn rủi ro nghiêm trọng: nếu pfSense hoặc file cấu hình XML bị lộ, thông tin xác thực tối cao của toàn bộ hệ thống Domain sẽ bị xâm nhập. Dùng tài khoản dịch vụ riêng (svc_pfsense_ldap) với quyền người dùng thông thường giúp giảm thiểu diện tấn công (attack surface).</w:t>
-      </w:r>
-    </w:p>
-    <w:p>
-      <w:pPr>
-        <w:rPr>
-          <w:b/>
-          <w:bCs/>
-          <w:szCs w:val="26"/>
-        </w:rPr>
-      </w:pPr>
-      <w:r>
-        <w:rPr>
-          <w:b/>
-          <w:bCs/>
-          <w:szCs w:val="26"/>
-        </w:rPr>
-        <w:t>Câu 6: Trong Kịch bản 3, vì sao cần một rule Block SOCIAL_SITE nằm dưới rule Pass có Schedule?</w:t>
-      </w:r>
-    </w:p>
-    <w:p>
-      <w:pPr>
-        <w:rPr>
-          <w:szCs w:val="26"/>
-        </w:rPr>
-      </w:pPr>
-      <w:r>
-        <w:rPr>
-          <w:b/>
-          <w:bCs/>
-          <w:szCs w:val="26"/>
-        </w:rPr>
-        <w:t>Trả lời:</w:t>
-      </w:r>
-      <w:r>
-        <w:rPr>
-          <w:szCs w:val="26"/>
-        </w:rPr>
-        <w:t xml:space="preserve"> Do cơ chế hoạt động của lịch biểu (Schedule):</w:t>
-      </w:r>
-    </w:p>
-    <w:p>
-      <w:pPr>
-        <w:numPr>
-          <w:ilvl w:val="0"/>
-          <w:numId w:val="3"/>
-        </w:numPr>
-        <w:rPr>
-          <w:szCs w:val="26"/>
-        </w:rPr>
-      </w:pPr>
-      <w:r>
-        <w:rPr>
-          <w:szCs w:val="26"/>
-        </w:rPr>
-        <w:t xml:space="preserve">Khi nằm </w:t>
-      </w:r>
-      <w:r>
-        <w:rPr>
-          <w:b/>
-          <w:bCs/>
-          <w:szCs w:val="26"/>
-        </w:rPr>
-        <w:t>trong khung giờ Schedule</w:t>
-      </w:r>
-      <w:r>
-        <w:rPr>
-          <w:szCs w:val="26"/>
-        </w:rPr>
-        <w:t xml:space="preserve"> (ví dụ giờ nghỉ trưa 11:30 - 13:00), rule Pass có Schedule sẽ </w:t>
-      </w:r>
-      <w:r>
-        <w:rPr>
-          <w:b/>
-          <w:bCs/>
-          <w:szCs w:val="26"/>
-        </w:rPr>
-        <w:t>KÍCH HOẠT (Active)</w:t>
-      </w:r>
-      <w:r>
-        <w:rPr>
-          <w:szCs w:val="26"/>
-        </w:rPr>
-        <w:t>, gói tin khớp rule này và được cho phép đi qua (Pass).</w:t>
-      </w:r>
-    </w:p>
-    <w:p>
-      <w:pPr>
-        <w:numPr>
-          <w:ilvl w:val="0"/>
-          <w:numId w:val="3"/>
-        </w:numPr>
-        <w:rPr>
-          <w:szCs w:val="26"/>
-        </w:rPr>
-      </w:pPr>
-      <w:r>
-        <w:rPr>
-          <w:szCs w:val="26"/>
-        </w:rPr>
-        <w:t xml:space="preserve">Khi </w:t>
-      </w:r>
-      <w:r>
-        <w:rPr>
-          <w:b/>
-          <w:bCs/>
-          <w:szCs w:val="26"/>
-        </w:rPr>
-        <w:t>hết khung giờ Schedule</w:t>
-      </w:r>
-      <w:r>
-        <w:rPr>
-          <w:szCs w:val="26"/>
-        </w:rPr>
-        <w:t xml:space="preserve">, rule Pass này lập tức chuyển sang trạng thái </w:t>
-      </w:r>
-      <w:r>
-        <w:rPr>
-          <w:b/>
-          <w:bCs/>
-          <w:szCs w:val="26"/>
-        </w:rPr>
-        <w:t>VÔ HIỆU HÓA (Inactive/Ignored)</w:t>
-      </w:r>
-      <w:r>
-        <w:rPr>
-          <w:szCs w:val="26"/>
-        </w:rPr>
-        <w:t>.</w:t>
-      </w:r>
-    </w:p>
-    <w:p>
-      <w:pPr>
-        <w:numPr>
-          <w:ilvl w:val="0"/>
-          <w:numId w:val="3"/>
-        </w:numPr>
-        <w:rPr>
-          <w:szCs w:val="26"/>
-        </w:rPr>
-      </w:pPr>
+        <w:t xml:space="preserve">- </w:t>
+      </w:r>
       <w:r>
         <w:rPr>
           <w:szCs w:val="26"/>
@@ -1908,14 +2118,13 @@
           <w:bCs/>
           <w:szCs w:val="26"/>
         </w:rPr>
-        <w:lastRenderedPageBreak/>
-        <w:t>Trả lời:</w:t>
-      </w:r>
-      <w:r>
-        <w:rPr>
-          <w:szCs w:val="26"/>
-        </w:rPr>
-        <w:t xml:space="preserve"> Bởi vì </w:t>
+        <w:t xml:space="preserve">- </w:t>
+      </w:r>
+      <w:r>
+        <w:rPr>
+          <w:szCs w:val="26"/>
+        </w:rPr>
+        <w:t xml:space="preserve">Bởi vì </w:t>
       </w:r>
       <w:r>
         <w:rPr>
@@ -1948,14 +2157,17 @@
     </w:p>
     <w:p>
       <w:pPr>
-        <w:numPr>
-          <w:ilvl w:val="0"/>
-          <w:numId w:val="4"/>
-        </w:numPr>
-        <w:rPr>
-          <w:szCs w:val="26"/>
-        </w:rPr>
-      </w:pPr>
+        <w:ind w:left="720" w:firstLine="0"/>
+        <w:rPr>
+          <w:szCs w:val="26"/>
+        </w:rPr>
+      </w:pPr>
+      <w:r>
+        <w:rPr>
+          <w:szCs w:val="26"/>
+        </w:rPr>
+        <w:t xml:space="preserve">- </w:t>
+      </w:r>
       <w:r>
         <w:rPr>
           <w:szCs w:val="26"/>
@@ -1965,14 +2177,17 @@
     </w:p>
     <w:p>
       <w:pPr>
-        <w:numPr>
-          <w:ilvl w:val="0"/>
-          <w:numId w:val="4"/>
-        </w:numPr>
-        <w:rPr>
-          <w:szCs w:val="26"/>
-        </w:rPr>
-      </w:pPr>
+        <w:ind w:left="720" w:firstLine="0"/>
+        <w:rPr>
+          <w:szCs w:val="26"/>
+        </w:rPr>
+      </w:pPr>
+      <w:r>
+        <w:rPr>
+          <w:szCs w:val="26"/>
+        </w:rPr>
+        <w:t xml:space="preserve">- </w:t>
+      </w:r>
       <w:r>
         <w:rPr>
           <w:szCs w:val="26"/>
@@ -1999,29 +2214,19 @@
     </w:p>
     <w:p>
       <w:pPr>
-        <w:rPr>
-          <w:szCs w:val="26"/>
-        </w:rPr>
-      </w:pPr>
-      <w:r>
-        <w:rPr>
-          <w:b/>
-          <w:bCs/>
-          <w:szCs w:val="26"/>
-        </w:rPr>
-        <w:t>Trả lời:</w:t>
-      </w:r>
-    </w:p>
-    <w:p>
-      <w:pPr>
-        <w:numPr>
-          <w:ilvl w:val="0"/>
-          <w:numId w:val="5"/>
-        </w:numPr>
-        <w:rPr>
-          <w:szCs w:val="26"/>
-        </w:rPr>
-      </w:pPr>
+        <w:ind w:left="720" w:firstLine="0"/>
+        <w:rPr>
+          <w:szCs w:val="26"/>
+        </w:rPr>
+      </w:pPr>
+      <w:r>
+        <w:rPr>
+          <w:b/>
+          <w:bCs/>
+          <w:szCs w:val="26"/>
+        </w:rPr>
+        <w:t xml:space="preserve">- </w:t>
+      </w:r>
       <w:r>
         <w:rPr>
           <w:b/>
@@ -2053,14 +2258,19 @@
     </w:p>
     <w:p>
       <w:pPr>
-        <w:numPr>
-          <w:ilvl w:val="0"/>
-          <w:numId w:val="5"/>
-        </w:numPr>
-        <w:rPr>
-          <w:szCs w:val="26"/>
-        </w:rPr>
-      </w:pPr>
+        <w:ind w:left="720" w:firstLine="0"/>
+        <w:rPr>
+          <w:szCs w:val="26"/>
+        </w:rPr>
+      </w:pPr>
+      <w:r>
+        <w:rPr>
+          <w:b/>
+          <w:bCs/>
+          <w:szCs w:val="26"/>
+        </w:rPr>
+        <w:t xml:space="preserve">- </w:t>
+      </w:r>
       <w:r>
         <w:rPr>
           <w:b/>
@@ -2072,10 +2282,7 @@
     </w:p>
     <w:p>
       <w:pPr>
-        <w:numPr>
-          <w:ilvl w:val="1"/>
-          <w:numId w:val="5"/>
-        </w:numPr>
+        <w:ind w:left="1440" w:firstLine="0"/>
         <w:rPr>
           <w:szCs w:val="26"/>
         </w:rPr>
@@ -2086,405 +2293,37 @@
           <w:iCs/>
           <w:szCs w:val="26"/>
         </w:rPr>
-        <w:t>Rule 1 (ở trên):</w:t>
-      </w:r>
-      <w:r>
-        <w:rPr>
-          <w:szCs w:val="26"/>
-        </w:rPr>
-        <w:t xml:space="preserve"> Block Destination = JOB_SITE, Port = 80, 443.</w:t>
-      </w:r>
-    </w:p>
-    <w:p>
-      <w:pPr>
-        <w:numPr>
-          <w:ilvl w:val="1"/>
-          <w:numId w:val="5"/>
-        </w:numPr>
-        <w:rPr>
-          <w:szCs w:val="26"/>
-        </w:rPr>
-      </w:pPr>
+        <w:t xml:space="preserve">+ </w:t>
+      </w:r>
       <w:r>
         <w:rPr>
           <w:i/>
           <w:iCs/>
           <w:szCs w:val="26"/>
         </w:rPr>
-        <w:t>Rule 2 (ở dưới):</w:t>
-      </w:r>
-      <w:r>
-        <w:rPr>
-          <w:szCs w:val="26"/>
-        </w:rPr>
-        <w:t xml:space="preserve"> Pass Destination = Any, Port = WEB_PORTS (80, 443).</w:t>
-      </w:r>
-    </w:p>
-    <w:p>
-      <w:pPr>
-        <w:numPr>
-          <w:ilvl w:val="1"/>
-          <w:numId w:val="5"/>
-        </w:numPr>
-        <w:rPr>
-          <w:szCs w:val="26"/>
-        </w:rPr>
-      </w:pPr>
-      <w:r>
-        <w:rPr>
-          <w:szCs w:val="26"/>
-        </w:rPr>
-        <w:t xml:space="preserve">Khi client gửi gói tin truy cập vào TopCV (nằm trong JOB_SITE), gói tin khớp ngay với </w:t>
-      </w:r>
-      <w:r>
-        <w:rPr>
-          <w:b/>
-          <w:bCs/>
-          <w:szCs w:val="26"/>
-        </w:rPr>
-        <w:t>Rule 1</w:t>
-      </w:r>
-      <w:r>
-        <w:rPr>
-          <w:szCs w:val="26"/>
-        </w:rPr>
-        <w:t xml:space="preserve"> và bị chặn lập tức. pfSense không đọc xuống </w:t>
-      </w:r>
-      <w:r>
-        <w:rPr>
-          <w:b/>
-          <w:bCs/>
-          <w:szCs w:val="26"/>
-        </w:rPr>
-        <w:t>Rule 2</w:t>
-      </w:r>
-      <w:r>
-        <w:rPr>
-          <w:szCs w:val="26"/>
-        </w:rPr>
-        <w:t>, do đó client không thể ra mạng vào trang tuyển dụng dù Rule 2 cho phép tất cả các web khác.</w:t>
-      </w:r>
-    </w:p>
-    <w:p>
-      <w:pPr>
-        <w:rPr>
-          <w:b/>
-          <w:bCs/>
-          <w:szCs w:val="26"/>
-        </w:rPr>
-      </w:pPr>
-      <w:r>
-        <w:rPr>
-          <w:b/>
-          <w:bCs/>
-          <w:szCs w:val="26"/>
-        </w:rPr>
-        <w:t>Câu 9: Vì sao sau khi đổi rule cần tạo kết nối mới hoặc Reset States?</w:t>
-      </w:r>
-    </w:p>
-    <w:p>
-      <w:pPr>
-        <w:rPr>
-          <w:szCs w:val="26"/>
-        </w:rPr>
-      </w:pPr>
-      <w:r>
-        <w:rPr>
-          <w:b/>
-          <w:bCs/>
-          <w:szCs w:val="26"/>
-        </w:rPr>
-        <w:t>Trả lời:</w:t>
-      </w:r>
-      <w:r>
-        <w:rPr>
-          <w:szCs w:val="26"/>
-        </w:rPr>
-        <w:t xml:space="preserve"> pfSense là tường lửa theo dõi trạng thái (</w:t>
-      </w:r>
-      <w:r>
-        <w:rPr>
-          <w:b/>
-          <w:bCs/>
-          <w:szCs w:val="26"/>
-        </w:rPr>
-        <w:t>Stateful Firewall</w:t>
-      </w:r>
-      <w:r>
-        <w:rPr>
-          <w:szCs w:val="26"/>
-        </w:rPr>
-        <w:t>):</w:t>
-      </w:r>
-    </w:p>
-    <w:p>
-      <w:pPr>
-        <w:numPr>
-          <w:ilvl w:val="0"/>
-          <w:numId w:val="6"/>
-        </w:numPr>
-        <w:rPr>
-          <w:szCs w:val="26"/>
-        </w:rPr>
-      </w:pPr>
-      <w:r>
-        <w:rPr>
-          <w:szCs w:val="26"/>
-        </w:rPr>
-        <w:lastRenderedPageBreak/>
-        <w:t xml:space="preserve">Khi một kết nối hợp lệ được thông qua lần đầu, thông tin luồng gói tin được lưu trữ vào </w:t>
-      </w:r>
-      <w:r>
-        <w:rPr>
-          <w:b/>
-          <w:bCs/>
-          <w:szCs w:val="26"/>
-        </w:rPr>
-        <w:t>Bảng trạng thái (State Table)</w:t>
-      </w:r>
-      <w:r>
-        <w:rPr>
-          <w:szCs w:val="26"/>
-        </w:rPr>
-        <w:t>. Các gói tin tiếp theo thuộc cùng phiên kết nối đó sẽ được tự động đi qua dựa trên bảng State mà không cần kiểm tra lại ruleset.</w:t>
-      </w:r>
-    </w:p>
-    <w:p>
-      <w:pPr>
-        <w:numPr>
-          <w:ilvl w:val="0"/>
-          <w:numId w:val="6"/>
-        </w:numPr>
-        <w:rPr>
-          <w:szCs w:val="26"/>
-        </w:rPr>
-      </w:pPr>
-      <w:r>
-        <w:rPr>
-          <w:szCs w:val="26"/>
-        </w:rPr>
-        <w:t xml:space="preserve">Khi ta thay đổi hoặc tạo rule Block mới, kết nối cũ vẫn tiếp tục tồn tại nếu bảng State chưa hết hạn (chưa timeout). Việc </w:t>
-      </w:r>
-      <w:r>
-        <w:rPr>
-          <w:b/>
-          <w:bCs/>
-          <w:szCs w:val="26"/>
-        </w:rPr>
-        <w:t>Reset States</w:t>
-      </w:r>
-      <w:r>
-        <w:rPr>
-          <w:szCs w:val="26"/>
-        </w:rPr>
-        <w:t xml:space="preserve"> (vào Diagnostics &gt; States &gt; Reset States) hoặc ngắt kết nối cũ sẽ xóa trắng các phiên lưu tạm, buộc pfSense phải thẩm định lại lưu lượng theo đúng tập luật mới vừa chỉnh sửa.</w:t>
-      </w:r>
-    </w:p>
-    <w:p>
-      <w:pPr>
-        <w:rPr>
-          <w:b/>
-          <w:bCs/>
-          <w:szCs w:val="26"/>
-        </w:rPr>
-      </w:pPr>
-      <w:r>
-        <w:rPr>
-          <w:b/>
-          <w:bCs/>
-          <w:szCs w:val="26"/>
-        </w:rPr>
-        <w:t>Câu 10: Mô hình JOB_SITE/SOCIAL_SITE/RESTRICTED_SITE trong DMZ khác Web Category Filtering thật như thế nào?</w:t>
-      </w:r>
-    </w:p>
-    <w:p>
-      <w:pPr>
-        <w:rPr>
-          <w:szCs w:val="26"/>
-        </w:rPr>
-      </w:pPr>
-      <w:r>
-        <w:rPr>
-          <w:b/>
-          <w:bCs/>
-          <w:szCs w:val="26"/>
-        </w:rPr>
-        <w:t>Trả lời:</w:t>
-      </w:r>
-    </w:p>
-    <w:p>
-      <w:pPr>
-        <w:numPr>
-          <w:ilvl w:val="0"/>
-          <w:numId w:val="7"/>
-        </w:numPr>
-        <w:rPr>
-          <w:szCs w:val="26"/>
-        </w:rPr>
-      </w:pPr>
-      <w:r>
-        <w:rPr>
-          <w:b/>
-          <w:bCs/>
-          <w:szCs w:val="26"/>
-        </w:rPr>
-        <w:t>Mô hình trong Lab (Alias-based IP filtering):</w:t>
-      </w:r>
-      <w:r>
-        <w:rPr>
-          <w:szCs w:val="26"/>
-        </w:rPr>
-        <w:t xml:space="preserve"> Chặn dựa trên danh sách địa chỉ IP/CIDR cố định được nhập thủ công. Phương pháp này có nhược điểm: không phân loại được các dịch vụ dùng IP động (CDN, Cloudflare, Akamai), không bóc tách được domain con (subdomain) và khó quản lý khi số lượng trang tăng cao.</w:t>
-      </w:r>
-    </w:p>
-    <w:p>
-      <w:pPr>
-        <w:numPr>
-          <w:ilvl w:val="0"/>
-          <w:numId w:val="7"/>
-        </w:numPr>
-        <w:rPr>
-          <w:szCs w:val="26"/>
-        </w:rPr>
-      </w:pPr>
-      <w:r>
-        <w:rPr>
-          <w:b/>
-          <w:bCs/>
-          <w:szCs w:val="26"/>
-        </w:rPr>
-        <w:t>Web Category Filtering thật (URL/SNI Filtering chuyên dụng):</w:t>
-      </w:r>
-      <w:r>
-        <w:rPr>
-          <w:szCs w:val="26"/>
-        </w:rPr>
-        <w:t xml:space="preserve"> Tích hợp dịch vụ phân loại động dựa trên cơ sở dữ liệu phân tích thời gian thực (như pfBlockerNG-devel, SquidGuard, Next-Gen Firewall DNS/SNI inspection). Nó kiểm tra trực tiếp trường SNI của bắt tay TLS hoặc bản ghi truy vấn DNS để chặn theo nhóm chủ đề (ví dụ: Social Networking, Job Search, Adult) độc lập với địa chỉ IP của máy chủ.</w:t>
-      </w:r>
-    </w:p>
-    <w:p>
-      <w:pPr>
-        <w:rPr>
-          <w:b/>
-          <w:bCs/>
-          <w:szCs w:val="26"/>
-        </w:rPr>
-      </w:pPr>
-      <w:r>
-        <w:rPr>
-          <w:b/>
-          <w:bCs/>
-          <w:szCs w:val="26"/>
-        </w:rPr>
-        <w:t>Câu 11: Block và Reject khác nhau ra sao về hành vi phía client?</w:t>
-      </w:r>
-    </w:p>
-    <w:p>
-      <w:pPr>
-        <w:rPr>
-          <w:szCs w:val="26"/>
-        </w:rPr>
-      </w:pPr>
-      <w:r>
-        <w:rPr>
-          <w:b/>
-          <w:bCs/>
-          <w:szCs w:val="26"/>
-        </w:rPr>
-        <w:t>Trả lời:</w:t>
-      </w:r>
-    </w:p>
-    <w:p>
-      <w:pPr>
-        <w:numPr>
-          <w:ilvl w:val="0"/>
-          <w:numId w:val="8"/>
-        </w:numPr>
-        <w:rPr>
-          <w:szCs w:val="26"/>
-        </w:rPr>
-      </w:pPr>
-      <w:r>
-        <w:rPr>
-          <w:b/>
-          <w:bCs/>
-          <w:szCs w:val="26"/>
-        </w:rPr>
-        <w:t>Block (Thả gói âm thầm - Drop):</w:t>
-      </w:r>
-      <w:r>
-        <w:rPr>
-          <w:szCs w:val="26"/>
-        </w:rPr>
-        <w:t xml:space="preserve"> pfSense loại bỏ gói tin ngay lập tức mà </w:t>
-      </w:r>
-      <w:r>
-        <w:rPr>
-          <w:b/>
-          <w:bCs/>
-          <w:szCs w:val="26"/>
-        </w:rPr>
-        <w:t>không gửi lại bất kỳ phản hồi nào</w:t>
-      </w:r>
-      <w:r>
-        <w:rPr>
-          <w:szCs w:val="26"/>
-        </w:rPr>
-        <w:t xml:space="preserve"> cho client. Phía client sẽ phải chờ đợi hết khoảng thời gian timeout của ứng dụng (thường trình duyệt sẽ xoay vòng chờ khá lâu trước khi báo </w:t>
-      </w:r>
+        <w:t>Rule 1 (ở trên):</w:t>
+      </w:r>
+      <w:r>
+        <w:rPr>
+          <w:szCs w:val="26"/>
+        </w:rPr>
+        <w:t xml:space="preserve"> Block Destination = JOB_SITE, Port = 80, 443.</w:t>
+      </w:r>
+    </w:p>
+    <w:p>
+      <w:pPr>
+        <w:ind w:left="1440" w:firstLine="0"/>
+        <w:rPr>
+          <w:szCs w:val="26"/>
+        </w:rPr>
+      </w:pPr>
       <w:r>
         <w:rPr>
           <w:i/>
           <w:iCs/>
           <w:szCs w:val="26"/>
         </w:rPr>
-        <w:t>Connection Timed Out</w:t>
-      </w:r>
-      <w:r>
-        <w:rPr>
-          <w:szCs w:val="26"/>
-        </w:rPr>
-        <w:t>).</w:t>
-      </w:r>
-    </w:p>
-    <w:p>
-      <w:pPr>
-        <w:numPr>
-          <w:ilvl w:val="0"/>
-          <w:numId w:val="8"/>
-        </w:numPr>
-        <w:rPr>
-          <w:szCs w:val="26"/>
-        </w:rPr>
-      </w:pPr>
-      <w:r>
-        <w:rPr>
-          <w:b/>
-          <w:bCs/>
-          <w:szCs w:val="26"/>
-        </w:rPr>
-        <w:lastRenderedPageBreak/>
-        <w:t>Reject (Từ chối chủ động):</w:t>
-      </w:r>
-      <w:r>
-        <w:rPr>
-          <w:szCs w:val="26"/>
-        </w:rPr>
-        <w:t xml:space="preserve"> pfSense loại bỏ gói tin và </w:t>
-      </w:r>
-      <w:r>
-        <w:rPr>
-          <w:b/>
-          <w:bCs/>
-          <w:szCs w:val="26"/>
-        </w:rPr>
-        <w:t>lập tức gửi trả lại gói tin thông báo lỗi</w:t>
-      </w:r>
-      <w:r>
-        <w:rPr>
-          <w:szCs w:val="26"/>
-        </w:rPr>
-        <w:t xml:space="preserve"> cho client (gửi gói TCP RST đối với giao thức TCP hoặc gói ICMP Port/Host Unreachable đối với UDP/ICMP). Phía client nhận biết bị từ chối ngay tức thì và hiển thị lỗi kết nối lập tức (</w:t>
+        <w:t xml:space="preserve">+ </w:t>
       </w:r>
       <w:r>
         <w:rPr>
@@ -2492,6 +2331,378 @@
           <w:iCs/>
           <w:szCs w:val="26"/>
         </w:rPr>
+        <w:t>Rule 2 (ở dưới):</w:t>
+      </w:r>
+      <w:r>
+        <w:rPr>
+          <w:szCs w:val="26"/>
+        </w:rPr>
+        <w:t xml:space="preserve"> Pass Destination = Any, Port = WEB_PORTS (80, 443).</w:t>
+      </w:r>
+    </w:p>
+    <w:p>
+      <w:pPr>
+        <w:ind w:left="1440" w:firstLine="0"/>
+        <w:rPr>
+          <w:szCs w:val="26"/>
+        </w:rPr>
+      </w:pPr>
+      <w:r>
+        <w:rPr>
+          <w:szCs w:val="26"/>
+        </w:rPr>
+        <w:lastRenderedPageBreak/>
+        <w:t xml:space="preserve">+ </w:t>
+      </w:r>
+      <w:r>
+        <w:rPr>
+          <w:szCs w:val="26"/>
+        </w:rPr>
+        <w:t xml:space="preserve">Khi client gửi gói tin truy cập vào TopCV (nằm trong JOB_SITE), gói tin khớp ngay với </w:t>
+      </w:r>
+      <w:r>
+        <w:rPr>
+          <w:b/>
+          <w:bCs/>
+          <w:szCs w:val="26"/>
+        </w:rPr>
+        <w:t>Rule 1</w:t>
+      </w:r>
+      <w:r>
+        <w:rPr>
+          <w:szCs w:val="26"/>
+        </w:rPr>
+        <w:t xml:space="preserve"> và bị chặn lập tức. pfSense không đọc xuống </w:t>
+      </w:r>
+      <w:r>
+        <w:rPr>
+          <w:b/>
+          <w:bCs/>
+          <w:szCs w:val="26"/>
+        </w:rPr>
+        <w:t>Rule 2</w:t>
+      </w:r>
+      <w:r>
+        <w:rPr>
+          <w:szCs w:val="26"/>
+        </w:rPr>
+        <w:t>, do đó client không thể ra mạng vào trang tuyển dụng dù Rule 2 cho phép tất cả các web khác.</w:t>
+      </w:r>
+    </w:p>
+    <w:p>
+      <w:pPr>
+        <w:rPr>
+          <w:b/>
+          <w:bCs/>
+          <w:szCs w:val="26"/>
+        </w:rPr>
+      </w:pPr>
+      <w:r>
+        <w:rPr>
+          <w:b/>
+          <w:bCs/>
+          <w:szCs w:val="26"/>
+        </w:rPr>
+        <w:t>Câu 9: Vì sao sau khi đổi rule cần tạo kết nối mới hoặc Reset States?</w:t>
+      </w:r>
+    </w:p>
+    <w:p>
+      <w:pPr>
+        <w:rPr>
+          <w:szCs w:val="26"/>
+        </w:rPr>
+      </w:pPr>
+      <w:r>
+        <w:rPr>
+          <w:szCs w:val="26"/>
+        </w:rPr>
+        <w:t>pfSense là tường lửa theo dõi trạng thái (</w:t>
+      </w:r>
+      <w:r>
+        <w:rPr>
+          <w:b/>
+          <w:bCs/>
+          <w:szCs w:val="26"/>
+        </w:rPr>
+        <w:t>Stateful Firewall</w:t>
+      </w:r>
+      <w:r>
+        <w:rPr>
+          <w:szCs w:val="26"/>
+        </w:rPr>
+        <w:t>):</w:t>
+      </w:r>
+    </w:p>
+    <w:p>
+      <w:pPr>
+        <w:ind w:left="720" w:firstLine="0"/>
+        <w:rPr>
+          <w:szCs w:val="26"/>
+        </w:rPr>
+      </w:pPr>
+      <w:r>
+        <w:rPr>
+          <w:szCs w:val="26"/>
+        </w:rPr>
+        <w:t xml:space="preserve">- </w:t>
+      </w:r>
+      <w:r>
+        <w:rPr>
+          <w:szCs w:val="26"/>
+        </w:rPr>
+        <w:t xml:space="preserve">Khi một kết nối hợp lệ được thông qua lần đầu, thông tin luồng gói tin được lưu trữ vào </w:t>
+      </w:r>
+      <w:r>
+        <w:rPr>
+          <w:b/>
+          <w:bCs/>
+          <w:szCs w:val="26"/>
+        </w:rPr>
+        <w:t>Bảng trạng thái (State Table)</w:t>
+      </w:r>
+      <w:r>
+        <w:rPr>
+          <w:szCs w:val="26"/>
+        </w:rPr>
+        <w:t>. Các gói tin tiếp theo thuộc cùng phiên kết nối đó sẽ được tự động đi qua dựa trên bảng State mà không cần kiểm tra lại ruleset.</w:t>
+      </w:r>
+    </w:p>
+    <w:p>
+      <w:pPr>
+        <w:ind w:left="720" w:firstLine="0"/>
+        <w:rPr>
+          <w:szCs w:val="26"/>
+        </w:rPr>
+      </w:pPr>
+      <w:r>
+        <w:rPr>
+          <w:szCs w:val="26"/>
+        </w:rPr>
+        <w:t xml:space="preserve">- </w:t>
+      </w:r>
+      <w:r>
+        <w:rPr>
+          <w:szCs w:val="26"/>
+        </w:rPr>
+        <w:t xml:space="preserve">Khi ta thay đổi hoặc tạo rule Block mới, kết nối cũ vẫn tiếp tục tồn tại nếu bảng State chưa hết hạn (chưa timeout). Việc </w:t>
+      </w:r>
+      <w:r>
+        <w:rPr>
+          <w:b/>
+          <w:bCs/>
+          <w:szCs w:val="26"/>
+        </w:rPr>
+        <w:t>Reset States</w:t>
+      </w:r>
+      <w:r>
+        <w:rPr>
+          <w:szCs w:val="26"/>
+        </w:rPr>
+        <w:t xml:space="preserve"> (vào Diagnostics &gt; States &gt; Reset States) hoặc ngắt kết nối cũ sẽ xóa trắng các phiên lưu tạm, buộc pfSense phải thẩm định lại lưu lượng theo đúng tập luật mới vừa chỉnh sửa.</w:t>
+      </w:r>
+    </w:p>
+    <w:p>
+      <w:pPr>
+        <w:rPr>
+          <w:b/>
+          <w:bCs/>
+          <w:szCs w:val="26"/>
+        </w:rPr>
+      </w:pPr>
+      <w:r>
+        <w:rPr>
+          <w:b/>
+          <w:bCs/>
+          <w:szCs w:val="26"/>
+        </w:rPr>
+        <w:t>Câu 10: Mô hình JOB_SITE/SOCIAL_SITE/RESTRICTED_SITE trong DMZ khác Web Category Filtering thật như thế nào?</w:t>
+      </w:r>
+    </w:p>
+    <w:p>
+      <w:pPr>
+        <w:ind w:left="720" w:firstLine="0"/>
+        <w:rPr>
+          <w:szCs w:val="26"/>
+        </w:rPr>
+      </w:pPr>
+      <w:r>
+        <w:rPr>
+          <w:b/>
+          <w:bCs/>
+          <w:szCs w:val="26"/>
+        </w:rPr>
+        <w:t xml:space="preserve">- </w:t>
+      </w:r>
+      <w:r>
+        <w:rPr>
+          <w:b/>
+          <w:bCs/>
+          <w:szCs w:val="26"/>
+        </w:rPr>
+        <w:t>Mô hình trong Lab (Alias-based IP filtering):</w:t>
+      </w:r>
+      <w:r>
+        <w:rPr>
+          <w:szCs w:val="26"/>
+        </w:rPr>
+        <w:t xml:space="preserve"> Chặn dựa trên danh sách địa chỉ IP/CIDR cố định được nhập thủ công. Phương pháp này có nhược điểm: không phân loại được các dịch vụ dùng IP động (CDN, Cloudflare, Akamai), không bóc tách được domain con (subdomain) và khó quản lý khi số lượng trang tăng cao.</w:t>
+      </w:r>
+    </w:p>
+    <w:p>
+      <w:pPr>
+        <w:ind w:left="720" w:firstLine="0"/>
+        <w:rPr>
+          <w:szCs w:val="26"/>
+        </w:rPr>
+      </w:pPr>
+      <w:r>
+        <w:rPr>
+          <w:b/>
+          <w:bCs/>
+          <w:szCs w:val="26"/>
+        </w:rPr>
+        <w:t xml:space="preserve">- </w:t>
+      </w:r>
+      <w:r>
+        <w:rPr>
+          <w:b/>
+          <w:bCs/>
+          <w:szCs w:val="26"/>
+        </w:rPr>
+        <w:t>Web Category Filtering thật (URL/SNI Filtering chuyên dụng):</w:t>
+      </w:r>
+      <w:r>
+        <w:rPr>
+          <w:szCs w:val="26"/>
+        </w:rPr>
+        <w:t xml:space="preserve"> Tích hợp dịch vụ phân loại động dựa trên cơ sở dữ liệu phân tích thời gian thực (như pfBlockerNG-devel, SquidGuard, Next-Gen Firewall DNS/SNI inspection). Nó kiểm tra trực tiếp trường SNI của bắt tay TLS hoặc bản ghi truy vấn DNS để chặn theo nhóm chủ đề (ví dụ: Social Networking, Job Search, Adult) độc lập với địa chỉ IP của máy chủ.</w:t>
+      </w:r>
+    </w:p>
+    <w:p>
+      <w:pPr>
+        <w:rPr>
+          <w:b/>
+          <w:bCs/>
+          <w:szCs w:val="26"/>
+        </w:rPr>
+      </w:pPr>
+      <w:r>
+        <w:rPr>
+          <w:b/>
+          <w:bCs/>
+          <w:szCs w:val="26"/>
+        </w:rPr>
+        <w:t>Câu 11: Block và Reject khác nhau ra sao về hành vi phía client?</w:t>
+      </w:r>
+    </w:p>
+    <w:p>
+      <w:pPr>
+        <w:ind w:left="720" w:firstLine="0"/>
+        <w:rPr>
+          <w:szCs w:val="26"/>
+        </w:rPr>
+      </w:pPr>
+      <w:r>
+        <w:rPr>
+          <w:b/>
+          <w:bCs/>
+          <w:szCs w:val="26"/>
+        </w:rPr>
+        <w:lastRenderedPageBreak/>
+        <w:t xml:space="preserve">- </w:t>
+      </w:r>
+      <w:r>
+        <w:rPr>
+          <w:b/>
+          <w:bCs/>
+          <w:szCs w:val="26"/>
+        </w:rPr>
+        <w:t>Block (Thả gói âm thầm - Drop):</w:t>
+      </w:r>
+      <w:r>
+        <w:rPr>
+          <w:szCs w:val="26"/>
+        </w:rPr>
+        <w:t xml:space="preserve"> pfSense loại bỏ gói tin ngay lập tức mà </w:t>
+      </w:r>
+      <w:r>
+        <w:rPr>
+          <w:b/>
+          <w:bCs/>
+          <w:szCs w:val="26"/>
+        </w:rPr>
+        <w:t>không gửi lại bất kỳ phản hồi nào</w:t>
+      </w:r>
+      <w:r>
+        <w:rPr>
+          <w:szCs w:val="26"/>
+        </w:rPr>
+        <w:t xml:space="preserve"> cho client. Phía client sẽ phải chờ đợi hết khoảng thời gian timeout của ứng dụng (thường trình duyệt sẽ xoay vòng chờ khá lâu trước khi báo </w:t>
+      </w:r>
+      <w:r>
+        <w:rPr>
+          <w:i/>
+          <w:iCs/>
+          <w:szCs w:val="26"/>
+        </w:rPr>
+        <w:t>Connection Timed Out</w:t>
+      </w:r>
+      <w:r>
+        <w:rPr>
+          <w:szCs w:val="26"/>
+        </w:rPr>
+        <w:t>).</w:t>
+      </w:r>
+    </w:p>
+    <w:p>
+      <w:pPr>
+        <w:ind w:left="720" w:firstLine="0"/>
+        <w:rPr>
+          <w:szCs w:val="26"/>
+        </w:rPr>
+      </w:pPr>
+      <w:r>
+        <w:rPr>
+          <w:b/>
+          <w:bCs/>
+          <w:szCs w:val="26"/>
+        </w:rPr>
+        <w:t xml:space="preserve">- </w:t>
+      </w:r>
+      <w:r>
+        <w:rPr>
+          <w:b/>
+          <w:bCs/>
+          <w:szCs w:val="26"/>
+        </w:rPr>
+        <w:t>Reject (Từ chối chủ động):</w:t>
+      </w:r>
+      <w:r>
+        <w:rPr>
+          <w:szCs w:val="26"/>
+        </w:rPr>
+        <w:t xml:space="preserve"> pfSense loại bỏ gói tin và </w:t>
+      </w:r>
+      <w:r>
+        <w:rPr>
+          <w:b/>
+          <w:bCs/>
+          <w:szCs w:val="26"/>
+        </w:rPr>
+        <w:t>lập tức gửi trả lại gói tin thông báo lỗi</w:t>
+      </w:r>
+      <w:r>
+        <w:rPr>
+          <w:szCs w:val="26"/>
+        </w:rPr>
+        <w:t xml:space="preserve"> cho client (gửi gói TCP RST đối với giao thức TCP hoặc gói ICMP Port/Host Unreachable đối với UDP/ICMP). Phía client nhận biết bị từ chối ngay tức thì và hiển thị lỗi kết nối lập tức (</w:t>
+      </w:r>
+      <w:r>
+        <w:rPr>
+          <w:i/>
+          <w:iCs/>
+          <w:szCs w:val="26"/>
+        </w:rPr>
         <w:t>Connection Refused</w:t>
       </w:r>
       <w:r>
@@ -2521,22 +2732,16 @@
     <w:p>
       <w:pPr>
         <w:rPr>
-          <w:szCs w:val="26"/>
-        </w:rPr>
-      </w:pPr>
-      <w:r>
-        <w:rPr>
-          <w:b/>
-          <w:bCs/>
-          <w:szCs w:val="26"/>
-        </w:rPr>
-        <w:t>Trả lời:</w:t>
-      </w:r>
-      <w:r>
-        <w:rPr>
-          <w:szCs w:val="26"/>
-        </w:rPr>
-        <w:t xml:space="preserve"> Cần kiểm tra tuần tự theo 4 bước sau:</w:t>
+          <w:b/>
+          <w:bCs/>
+          <w:szCs w:val="26"/>
+        </w:rPr>
+      </w:pPr>
+      <w:r>
+        <w:rPr>
+          <w:szCs w:val="26"/>
+        </w:rPr>
+        <w:t>Cần kiểm tra tuần tự theo 4 bước sau:</w:t>
       </w:r>
     </w:p>
     <w:p>
